--- a/Readme.docx
+++ b/Readme.docx
@@ -56,57 +56,46 @@
     <w:p>
       <w:pPr>
         <w:jc w:val="right"/>
-        <w:rPr>
-          <w:lang w:val="en-US"/>
-        </w:rPr>
-      </w:pPr>
-      <w:r>
-        <w:rPr>
-          <w:lang w:val="en-US"/>
-        </w:rPr>
+      </w:pPr>
+      <w:r>
         <w:t>José Moral de la Rubia</w:t>
       </w:r>
     </w:p>
     <w:p>
       <w:pPr>
         <w:jc w:val="right"/>
-        <w:rPr>
-          <w:lang w:val="en-US"/>
-        </w:rPr>
-      </w:pPr>
-      <w:r>
-        <w:rPr>
-          <w:lang w:val="en-US"/>
-        </w:rPr>
-        <w:t xml:space="preserve">School of Psychology, </w:t>
+      </w:pPr>
+      <w:proofErr w:type="spellStart"/>
+      <w:r>
+        <w:t>School</w:t>
+      </w:r>
+      <w:proofErr w:type="spellEnd"/>
+      <w:r>
+        <w:t xml:space="preserve"> </w:t>
+      </w:r>
+      <w:proofErr w:type="spellStart"/>
+      <w:r>
+        <w:t>of</w:t>
+      </w:r>
+      <w:proofErr w:type="spellEnd"/>
+      <w:r>
+        <w:t xml:space="preserve"> </w:t>
+      </w:r>
+      <w:proofErr w:type="spellStart"/>
+      <w:r>
+        <w:t>Psychology</w:t>
+      </w:r>
+      <w:proofErr w:type="spellEnd"/>
+      <w:r>
+        <w:t xml:space="preserve">, </w:t>
       </w:r>
     </w:p>
     <w:p>
       <w:pPr>
         <w:jc w:val="right"/>
-        <w:rPr>
-          <w:lang w:val="en-US"/>
-        </w:rPr>
-      </w:pPr>
-      <w:r>
-        <w:rPr>
-          <w:lang w:val="en-US"/>
-        </w:rPr>
-        <w:t xml:space="preserve">Universidad </w:t>
-      </w:r>
-      <w:proofErr w:type="spellStart"/>
-      <w:r>
-        <w:rPr>
-          <w:lang w:val="en-US"/>
-        </w:rPr>
-        <w:t>Autónoma</w:t>
-      </w:r>
-      <w:proofErr w:type="spellEnd"/>
-      <w:r>
-        <w:rPr>
-          <w:lang w:val="en-US"/>
-        </w:rPr>
-        <w:t xml:space="preserve"> de Nuevo León</w:t>
+      </w:pPr>
+      <w:r>
+        <w:t>Universidad Autónoma de Nuevo León</w:t>
       </w:r>
     </w:p>
     <w:p>
@@ -181,13 +170,7 @@
         <w:rPr>
           <w:lang w:val="en-US"/>
         </w:rPr>
-        <w:t>This project shows the R scripts used in a study that aims to: 1)</w:t>
-      </w:r>
-      <w:r>
-        <w:rPr>
-          <w:lang w:val="en-US"/>
-        </w:rPr>
-        <w:t xml:space="preserve"> develop an R script that performs </w:t>
+        <w:t xml:space="preserve">This project shows the R scripts used in a study that aims to: 1) develop an R script that performs </w:t>
       </w:r>
       <w:proofErr w:type="spellStart"/>
       <w:r>
@@ -201,19 +184,21 @@
         <w:rPr>
           <w:lang w:val="en-US"/>
         </w:rPr>
-        <w:t xml:space="preserve"> K² test for assessing multivariate normality (MVN), using both its original asymptotic formulation and a bootstrap method. Unlike previous studies that rely on Monte Carlo simulations to obtain critical values, the bootstrap approach focuses on resampling from sample data while preserving its correlational structure</w:t>
-      </w:r>
-      <w:r>
-        <w:rPr>
-          <w:lang w:val="en-US"/>
-        </w:rPr>
-        <w:t>; 2)</w:t>
-      </w:r>
-      <w:r>
-        <w:rPr>
-          <w:lang w:val="en-US"/>
-        </w:rPr>
-        <w:t xml:space="preserve"> to compare both variants of K² test with Royston’s H test in terms of hit rate and statistical power. The script computes the K² and H test statistics, their p-values, and statistical power, and also provides graphical representations of the sampling distribution of the K² statistic</w:t>
+        <w:t xml:space="preserve"> K² test for assessing multivariate normality (MVN), using both its original asymptotic formulation and a bootstrap method. Unlike previous studies that rely on Monte Carlo simulations to obtain critical values, the bootstrap approach focuses on resampling from sample data while preserving its correlational structure; 2) to compare both variants of K² test with Royston’s H test in terms of hit rate and statistical power. The script computes the K² and H test statistics, their p-values, and statistical power, </w:t>
+      </w:r>
+      <w:proofErr w:type="gramStart"/>
+      <w:r>
+        <w:rPr>
+          <w:lang w:val="en-US"/>
+        </w:rPr>
+        <w:t>and also</w:t>
+      </w:r>
+      <w:proofErr w:type="gramEnd"/>
+      <w:r>
+        <w:rPr>
+          <w:lang w:val="en-US"/>
+        </w:rPr>
+        <w:t xml:space="preserve"> provides graphical representations of the sampling distribution of the K² statistic</w:t>
       </w:r>
       <w:r>
         <w:rPr>
@@ -225,25 +210,7 @@
         <w:rPr>
           <w:lang w:val="en-US"/>
         </w:rPr>
-        <w:t>. Two worked examples, one based on a randomly generated sample from an MVN distribution and another based on an empirical sample without an MVN distribution</w:t>
-      </w:r>
-      <w:r>
-        <w:rPr>
-          <w:lang w:val="en-US"/>
-        </w:rPr>
-        <w:t xml:space="preserve"> (Appendix 3)</w:t>
-      </w:r>
-      <w:r>
-        <w:rPr>
-          <w:lang w:val="en-US"/>
-        </w:rPr>
-        <w:t>, demonstrate the script’s functionality</w:t>
-      </w:r>
-      <w:r>
-        <w:rPr>
-          <w:lang w:val="en-US"/>
-        </w:rPr>
-        <w:t>.</w:t>
+        <w:t>. Two worked examples, one based on a randomly generated sample from an MVN distribution and another based on an empirical sample without an MVN distribution (Appendix 3), demonstrate the script’s functionality.</w:t>
       </w:r>
     </w:p>
     <w:p>
@@ -297,6 +264,7 @@
         </w:rPr>
         <w:t xml:space="preserve"> and bootstrap approaches. The asymptotic significance of the K² statistic represents the probability of obtaining a value greater than or equal to the observed one under a chi-square distribution with 1 + </w:t>
       </w:r>
+      <w:proofErr w:type="gramStart"/>
       <w:r>
         <w:rPr>
           <w:i/>
@@ -311,6 +279,7 @@
         </w:rPr>
         <w:t>(</w:t>
       </w:r>
+      <w:proofErr w:type="gramEnd"/>
       <w:r>
         <w:rPr>
           <w:i/>
@@ -323,8 +292,16 @@
         <w:rPr>
           <w:lang w:val="en-US"/>
         </w:rPr>
-        <w:t xml:space="preserve"> + 1)(</w:t>
-      </w:r>
+        <w:t xml:space="preserve"> + </w:t>
+      </w:r>
+      <w:proofErr w:type="gramStart"/>
+      <w:r>
+        <w:rPr>
+          <w:lang w:val="en-US"/>
+        </w:rPr>
+        <w:t>1)(</w:t>
+      </w:r>
+      <w:proofErr w:type="gramEnd"/>
       <w:r>
         <w:rPr>
           <w:i/>
@@ -511,7 +488,21 @@
         <w:rPr>
           <w:lang w:val="en-US"/>
         </w:rPr>
-        <w:t xml:space="preserve">The resulting matrix of independent Gaussian vectors is multiplied by the lower tri-angular matrix from the Cholesky decomposition of the original sample’s correlation matrix, yielding a normative sample with the same correlational structure as the original. From this sample, 1,000 samples are randomly drawn with replacement by rows—not by columns—in order to preserve the correlational structure. The K² statis-tic is computed for each resample. </w:t>
+        <w:t>The resulting matrix of independent Gaussian vectors is multiplied by the lower tri-angular matrix from the Cholesky decomposition of the original sample’s correlation matrix, yielding a normative sample with the same correlational structure as the original. From this sample, 1,000 samples are randomly drawn with replacement by rows—not by columns—</w:t>
+      </w:r>
+      <w:proofErr w:type="gramStart"/>
+      <w:r>
+        <w:rPr>
+          <w:lang w:val="en-US"/>
+        </w:rPr>
+        <w:t>in order to</w:t>
+      </w:r>
+      <w:proofErr w:type="gramEnd"/>
+      <w:r>
+        <w:rPr>
+          <w:lang w:val="en-US"/>
+        </w:rPr>
+        <w:t xml:space="preserve"> preserve the correlational structure. The K² statis-tic is computed for each resample. </w:t>
       </w:r>
       <w:r>
         <w:rPr>
@@ -520,6 +511,7 @@
         <w:lastRenderedPageBreak/>
         <w:t xml:space="preserve">These 1,000 values constitute the normative boot-strap distribution. In this distribution, which replaces the theoretical chi-square distribution with 1 + </w:t>
       </w:r>
+      <w:proofErr w:type="gramStart"/>
       <w:r>
         <w:rPr>
           <w:i/>
@@ -534,6 +526,7 @@
         </w:rPr>
         <w:t>(</w:t>
       </w:r>
+      <w:proofErr w:type="gramEnd"/>
       <w:r>
         <w:rPr>
           <w:i/>
@@ -546,8 +539,16 @@
         <w:rPr>
           <w:lang w:val="en-US"/>
         </w:rPr>
-        <w:t xml:space="preserve"> + 1)(</w:t>
-      </w:r>
+        <w:t xml:space="preserve"> + </w:t>
+      </w:r>
+      <w:proofErr w:type="gramStart"/>
+      <w:r>
+        <w:rPr>
+          <w:lang w:val="en-US"/>
+        </w:rPr>
+        <w:t>1)(</w:t>
+      </w:r>
+      <w:proofErr w:type="gramEnd"/>
       <w:r>
         <w:rPr>
           <w:i/>
@@ -588,8 +589,23 @@
         <w:rPr>
           <w:lang w:val="en-US"/>
         </w:rPr>
-        <w:t xml:space="preserve">Finally, the script enables visualization of the sampling distribution of the K² statistic through a figure that displays several components. The empirical bootstrap distribution is presented as a histogram with an overlaid smooth density curve, estimated using kernel density estimation via the density() function in R’s base Stats package. By default, this function employs a Gaussian kernel and determines the bandwidth with the nrd0 method, an adaptation of Silverman’s rule of thumb (Silverman, 1986). The normative bootstrap and chi-square distributions (with 1 + </w:t>
-      </w:r>
+        <w:t xml:space="preserve">Finally, the script enables visualization of the sampling distribution of the K² statistic through a figure that displays several components. The empirical bootstrap distribution is presented as a histogram with an overlaid smooth density curve, estimated using kernel density estimation via the </w:t>
+      </w:r>
+      <w:proofErr w:type="gramStart"/>
+      <w:r>
+        <w:rPr>
+          <w:lang w:val="en-US"/>
+        </w:rPr>
+        <w:t>density(</w:t>
+      </w:r>
+      <w:proofErr w:type="gramEnd"/>
+      <w:r>
+        <w:rPr>
+          <w:lang w:val="en-US"/>
+        </w:rPr>
+        <w:t xml:space="preserve">) function in R’s base Stats package. By default, this function employs a Gaussian kernel and determines the bandwidth with the nrd0 method, an adaptation of Silverman’s rule of thumb (Silverman, 1986). The normative bootstrap and chi-square distributions (with 1 + </w:t>
+      </w:r>
+      <w:proofErr w:type="gramStart"/>
       <w:r>
         <w:rPr>
           <w:i/>
@@ -604,6 +620,7 @@
         </w:rPr>
         <w:t>(</w:t>
       </w:r>
+      <w:proofErr w:type="gramEnd"/>
       <w:r>
         <w:rPr>
           <w:i/>
@@ -616,8 +633,16 @@
         <w:rPr>
           <w:lang w:val="en-US"/>
         </w:rPr>
-        <w:t xml:space="preserve"> + 1)(</w:t>
-      </w:r>
+        <w:t xml:space="preserve"> + </w:t>
+      </w:r>
+      <w:proofErr w:type="gramStart"/>
+      <w:r>
+        <w:rPr>
+          <w:lang w:val="en-US"/>
+        </w:rPr>
+        <w:t>1)(</w:t>
+      </w:r>
+      <w:proofErr w:type="gramEnd"/>
       <w:r>
         <w:rPr>
           <w:i/>
@@ -698,31 +723,7 @@
         <w:rPr>
           <w:lang w:val="en-US"/>
         </w:rPr>
-        <w:t xml:space="preserve">(x1, x2, x3, x4)), and no further changes are required in the scripts presented in Appendices </w:t>
-      </w:r>
-      <w:r>
-        <w:rPr>
-          <w:lang w:val="en-US"/>
-        </w:rPr>
-        <w:t>1</w:t>
-      </w:r>
-      <w:r>
-        <w:rPr>
-          <w:lang w:val="en-US"/>
-        </w:rPr>
-        <w:t xml:space="preserve"> and </w:t>
-      </w:r>
-      <w:r>
-        <w:rPr>
-          <w:lang w:val="en-US"/>
-        </w:rPr>
-        <w:t>2</w:t>
-      </w:r>
-      <w:r>
-        <w:rPr>
-          <w:lang w:val="en-US"/>
-        </w:rPr>
-        <w:t>. The dataset was collected using a non-probability sampling method, resulting in an incidental sample of 509 participants (300 women, 59%; 209 men, 41%). The questionnaire was administered digitally and began with a request for informed consent. The Subjective Happiness Scale (Lyubomirsky &amp; Lepper, 1999), adapted for Mexico and validated in the general Mexican population by Quezada, Landero, and González (2016), served as the measurement instrument.</w:t>
+        <w:t>(x1, x2, x3, x4)), and no further changes are required in the scripts presented in Appendices 1 and 2. The dataset was collected using a non-probability sampling method, resulting in an incidental sample of 509 participants (300 women, 59%; 209 men, 41%). The questionnaire was administered digitally and began with a request for informed consent. The Subjective Happiness Scale (Lyubomirsky &amp; Lepper, 1999), adapted for Mexico and validated in the general Mexican population by Quezada, Landero, and González (2016), served as the measurement instrument.</w:t>
       </w:r>
     </w:p>
     <w:p>
@@ -736,38 +737,14 @@
         <w:rPr>
           <w:lang w:val="en-US"/>
         </w:rPr>
-        <w:t>Appendix 4</w:t>
-      </w:r>
-      <w:r>
-        <w:rPr>
-          <w:lang w:val="en-US"/>
-        </w:rPr>
-        <w:t xml:space="preserve"> contains the script to generate the validation study samples. A</w:t>
-      </w:r>
-      <w:r>
-        <w:rPr>
-          <w:lang w:val="en-US"/>
-        </w:rPr>
-        <w:t xml:space="preserve"> total of 200 samples—each consisting of 50, 75, 100, 125, 150, 200, 250, or 500 observations and 2, 3, 4, 5, or 6 variables with homogeneous correlations of 0, 0.3, 0.5, 0.7, or 0.9—were drawn from a multivariate t-distribution with five degrees of freedom (MVTD). An additional set </w:t>
+        <w:t xml:space="preserve">Appendix 4 contains the script to generate the validation study samples. A total of 200 samples—each consisting of 50, 75, 100, 125, 150, 200, 250, or 500 observations and 2, 3, 4, 5, or 6 variables with homogeneous correlations of 0, 0.3, 0.5, 0.7, or 0.9—were drawn from a multivariate t-distribution with five degrees of freedom (MVTD). An additional set </w:t>
       </w:r>
       <w:r>
         <w:rPr>
           <w:lang w:val="en-US"/>
         </w:rPr>
         <w:lastRenderedPageBreak/>
-        <w:t>of 200 samples with identical characteristics was drawn from a multivariate normal distribution (MVND). For both sets, two variants of the K² test (K²_a and K²_b), along with Royston's H test, were computed.</w:t>
-      </w:r>
-      <w:r>
-        <w:rPr>
-          <w:lang w:val="en-US"/>
-        </w:rPr>
-        <w:t xml:space="preserve"> </w:t>
-      </w:r>
-      <w:r>
-        <w:rPr>
-          <w:lang w:val="en-US"/>
-        </w:rPr>
-        <w:t xml:space="preserve">The R package </w:t>
+        <w:t xml:space="preserve">of 200 samples with identical characteristics was drawn from a multivariate normal distribution (MVND). For both sets, two variants of the K² test (K²_a and K²_b), along with Royston's H test, were computed. The R package </w:t>
       </w:r>
       <w:proofErr w:type="spellStart"/>
       <w:r>
@@ -781,25 +758,27 @@
         <w:rPr>
           <w:lang w:val="en-US"/>
         </w:rPr>
-        <w:t xml:space="preserve"> was used to generate the 400 samples </w:t>
-      </w:r>
-      <w:r>
-        <w:rPr>
-          <w:lang w:val="en-US"/>
-        </w:rPr>
-        <w:t>(</w:t>
-      </w:r>
-      <w:r>
-        <w:rPr>
-          <w:lang w:val="en-US"/>
-        </w:rPr>
-        <w:t>Genz</w:t>
-      </w:r>
-      <w:r>
-        <w:rPr>
-          <w:lang w:val="en-US"/>
-        </w:rPr>
-        <w:t xml:space="preserve"> et al., 2025)</w:t>
+        <w:t xml:space="preserve"> was used to generate </w:t>
+      </w:r>
+      <w:proofErr w:type="gramStart"/>
+      <w:r>
+        <w:rPr>
+          <w:lang w:val="en-US"/>
+        </w:rPr>
+        <w:t>the 400</w:t>
+      </w:r>
+      <w:proofErr w:type="gramEnd"/>
+      <w:r>
+        <w:rPr>
+          <w:lang w:val="en-US"/>
+        </w:rPr>
+        <w:t xml:space="preserve"> samples </w:t>
+      </w:r>
+      <w:r>
+        <w:rPr>
+          <w:lang w:val="en-US"/>
+        </w:rPr>
+        <w:t>(Genz et al., 2025)</w:t>
       </w:r>
       <w:r>
         <w:rPr>
@@ -811,19 +790,7 @@
         <w:rPr>
           <w:lang w:val="en-US"/>
         </w:rPr>
-        <w:t>(</w:t>
-      </w:r>
-      <w:r>
-        <w:rPr>
-          <w:lang w:val="en-US"/>
-        </w:rPr>
-        <w:t>R Core Team</w:t>
-      </w:r>
-      <w:r>
-        <w:rPr>
-          <w:lang w:val="en-US"/>
-        </w:rPr>
-        <w:t>, 2025)</w:t>
+        <w:t>(R Core Team, 2025)</w:t>
       </w:r>
       <w:r>
         <w:rPr>
@@ -856,13 +823,7 @@
         <w:rPr>
           <w:lang w:val="en-US"/>
         </w:rPr>
-        <w:t>For further details on the validation study based on simulation, refer to the following articl</w:t>
-      </w:r>
-      <w:r>
-        <w:rPr>
-          <w:lang w:val="en-US"/>
-        </w:rPr>
-        <w:t>e</w:t>
+        <w:t>For further details on the validation study based on simulation, refer to the following article</w:t>
       </w:r>
       <w:r>
         <w:rPr>
@@ -873,6 +834,13 @@
     </w:p>
     <w:p>
       <w:pPr>
+        <w:rPr>
+          <w:lang w:val="en-US"/>
+        </w:rPr>
+      </w:pPr>
+    </w:p>
+    <w:p>
+      <w:pPr>
         <w:ind w:left="709" w:hanging="709"/>
         <w:rPr>
           <w:lang w:val="en-US"/>
@@ -888,19 +856,7 @@
         <w:rPr>
           <w:lang w:val="en-US"/>
         </w:rPr>
-        <w:t xml:space="preserve">Bootstrap </w:t>
-      </w:r>
-      <w:r>
-        <w:rPr>
-          <w:lang w:val="en-US"/>
-        </w:rPr>
-        <w:t xml:space="preserve">implementation and performance comparison </w:t>
-      </w:r>
-      <w:r>
-        <w:rPr>
-          <w:lang w:val="en-US"/>
-        </w:rPr>
-        <w:t xml:space="preserve">of </w:t>
+        <w:t xml:space="preserve">Bootstrap implementation of </w:t>
       </w:r>
       <w:proofErr w:type="spellStart"/>
       <w:r>
@@ -914,7 +870,7 @@
         <w:rPr>
           <w:lang w:val="en-US"/>
         </w:rPr>
-        <w:t xml:space="preserve"> K² and Royston’s H </w:t>
+        <w:t xml:space="preserve"> K² test and performance comparison with Royston’s H </w:t>
       </w:r>
       <w:r>
         <w:rPr>
@@ -926,7 +882,7 @@
         <w:rPr>
           <w:lang w:val="en-US"/>
         </w:rPr>
-        <w:t>ests</w:t>
+        <w:t>est</w:t>
       </w:r>
       <w:r>
         <w:rPr>
@@ -940,27 +896,125 @@
           <w:iCs/>
           <w:lang w:val="en-US"/>
         </w:rPr>
-        <w:t>Journal of Data Analysis and Information Processing,</w:t>
-      </w:r>
-      <w:r>
-        <w:rPr>
-          <w:i/>
-          <w:iCs/>
-          <w:lang w:val="en-US"/>
-        </w:rPr>
-        <w:t xml:space="preserve"> 14</w:t>
-      </w:r>
-      <w:r>
-        <w:rPr>
-          <w:lang w:val="en-US"/>
-        </w:rPr>
-        <w:t>(2).</w:t>
-      </w:r>
-      <w:r>
-        <w:rPr>
-          <w:lang w:val="en-US"/>
-        </w:rPr>
-        <w:t xml:space="preserve"> ISSN Print: 2327-7211. ISSN Online: 2327-7203.</w:t>
+        <w:t>Journal of Data Analysis and Information Processing, 14</w:t>
+      </w:r>
+      <w:r>
+        <w:rPr>
+          <w:lang w:val="en-US"/>
+        </w:rPr>
+        <w:t>(2). ISSN Print: 2327-7211. ISSN Online: 2327-7203.</w:t>
+      </w:r>
+    </w:p>
+    <w:p>
+      <w:pPr>
+        <w:rPr>
+          <w:lang w:val="en-US"/>
+        </w:rPr>
+      </w:pPr>
+    </w:p>
+    <w:p>
+      <w:pPr>
+        <w:rPr>
+          <w:lang w:val="en-US"/>
+        </w:rPr>
+      </w:pPr>
+      <w:r>
+        <w:rPr>
+          <w:lang w:val="en-US"/>
+        </w:rPr>
+        <w:tab/>
+      </w:r>
+      <w:r>
+        <w:rPr>
+          <w:lang w:val="en-US"/>
+        </w:rPr>
+        <w:t>In a single estimation performed locally in R (version 4.5.1) on a desktop computer equipped with an Intel® Celeron® J4025 CPU @ 2.00 GHz, 12.0 GB of RAM (11.8 GB usable), and a 64-bit operating system (x64-based processor), the execution time of Script 1 (</w:t>
+      </w:r>
+      <w:proofErr w:type="spellStart"/>
+      <w:r>
+        <w:rPr>
+          <w:lang w:val="en-US"/>
+        </w:rPr>
+        <w:t>Mardia’s</w:t>
+      </w:r>
+      <w:proofErr w:type="spellEnd"/>
+      <w:r>
+        <w:rPr>
+          <w:lang w:val="en-US"/>
+        </w:rPr>
+        <w:t xml:space="preserve"> MVN K² test) using the data from the first example (three correlated variables with 61 normally distributed observations each) was 39.20 s of user time, 1.75 s of system time, and 46.05 s of elapsed time. On the same computer, the execution time of Script 2 (Royston’s MVN H test) was 0.41 s of user time, 0.15 s of system time, and 0.60 s of elapsed time when applied to the same dataset.</w:t>
+      </w:r>
+    </w:p>
+    <w:p>
+      <w:pPr>
+        <w:rPr>
+          <w:lang w:val="en-US"/>
+        </w:rPr>
+      </w:pPr>
+      <w:r>
+        <w:rPr>
+          <w:lang w:val="en-US"/>
+        </w:rPr>
+        <w:tab/>
+      </w:r>
+      <w:r>
+        <w:rPr>
+          <w:lang w:val="en-US"/>
+        </w:rPr>
+        <w:t xml:space="preserve">Additionally, both scripts can be executed online via the Snippets platform (https://rdrr.io/snippets/). When </w:t>
+      </w:r>
+      <w:proofErr w:type="gramStart"/>
+      <w:r>
+        <w:rPr>
+          <w:lang w:val="en-US"/>
+        </w:rPr>
+        <w:t>run</w:t>
+      </w:r>
+      <w:proofErr w:type="gramEnd"/>
+      <w:r>
+        <w:rPr>
+          <w:lang w:val="en-US"/>
+        </w:rPr>
+        <w:t xml:space="preserve"> on this platform, Script 1, using the first sample (61 normally distributed observations), required 34.220 s of user time, 0.420 s of system time, and 35.565 s of elapsed time. Under the same conditions, Script 2 required 6.120 s of user time, 0.390 s of system time, and 7.569 s of elapsed time.</w:t>
+      </w:r>
+    </w:p>
+    <w:p>
+      <w:pPr>
+        <w:rPr>
+          <w:lang w:val="en-US"/>
+        </w:rPr>
+      </w:pPr>
+      <w:r>
+        <w:rPr>
+          <w:lang w:val="en-US"/>
+        </w:rPr>
+        <w:tab/>
+      </w:r>
+      <w:r>
+        <w:rPr>
+          <w:lang w:val="en-US"/>
+        </w:rPr>
+        <w:t>For the second example (four correlated variables with 509 non-normally distributed observations), the execution time of Script 1 (</w:t>
+      </w:r>
+      <w:proofErr w:type="spellStart"/>
+      <w:r>
+        <w:rPr>
+          <w:lang w:val="en-US"/>
+        </w:rPr>
+        <w:t>Mardia’s</w:t>
+      </w:r>
+      <w:proofErr w:type="spellEnd"/>
+      <w:r>
+        <w:rPr>
+          <w:lang w:val="en-US"/>
+        </w:rPr>
+        <w:t xml:space="preserve"> MVN K² test) on the desktop computer was 103.17 s of user time, 2.67 s of system time, and 115.67 s of elapsed time. When executed online, only the asymptotic implementation of the MVN K² test could be completed, as the bootstrap version could not be run; the platform displayed the message: “Your script ran for too long and was stopped. There’s a limit of 60 seconds.” The execution time of Script 2 (Royston’s MVN H test) on the desktop computer was 0.46 s of user time, 0.08 s of system time, and 0.56 s of elapsed time, whereas the corresponding online execution times were 5.460 s, 0.440 s, and 6.594 s, respectively</w:t>
+      </w:r>
+      <w:r>
+        <w:rPr>
+          <w:lang w:val="en-US"/>
+        </w:rPr>
+        <w:t>.</w:t>
       </w:r>
     </w:p>
     <w:p>
@@ -1026,31 +1080,7 @@
         <w:rPr>
           <w:lang w:val="en-US"/>
         </w:rPr>
-        <w:t>, M.</w:t>
-      </w:r>
-      <w:r>
-        <w:rPr>
-          <w:lang w:val="en-US"/>
-        </w:rPr>
-        <w:t>,</w:t>
-      </w:r>
-      <w:r>
-        <w:rPr>
-          <w:lang w:val="en-US"/>
-        </w:rPr>
-        <w:t xml:space="preserve"> </w:t>
-      </w:r>
-      <w:r>
-        <w:rPr>
-          <w:lang w:val="en-US"/>
-        </w:rPr>
-        <w:t>&amp;</w:t>
-      </w:r>
-      <w:r>
-        <w:rPr>
-          <w:lang w:val="en-US"/>
-        </w:rPr>
-        <w:t xml:space="preserve"> </w:t>
+        <w:t xml:space="preserve">, M., &amp; </w:t>
       </w:r>
       <w:proofErr w:type="spellStart"/>
       <w:r>
@@ -1137,55 +1167,7 @@
         <w:rPr>
           <w:lang w:val="en-US"/>
         </w:rPr>
-        <w:t>Lyubomirsky, S.</w:t>
-      </w:r>
-      <w:r>
-        <w:rPr>
-          <w:lang w:val="en-US"/>
-        </w:rPr>
-        <w:t>,</w:t>
-      </w:r>
-      <w:r>
-        <w:rPr>
-          <w:lang w:val="en-US"/>
-        </w:rPr>
-        <w:t xml:space="preserve"> </w:t>
-      </w:r>
-      <w:r>
-        <w:rPr>
-          <w:lang w:val="en-US"/>
-        </w:rPr>
-        <w:t>&amp;</w:t>
-      </w:r>
-      <w:r>
-        <w:rPr>
-          <w:lang w:val="en-US"/>
-        </w:rPr>
-        <w:t xml:space="preserve"> Lepper, H.</w:t>
-      </w:r>
-      <w:r>
-        <w:rPr>
-          <w:lang w:val="en-US"/>
-        </w:rPr>
-        <w:t xml:space="preserve"> </w:t>
-      </w:r>
-      <w:r>
-        <w:rPr>
-          <w:lang w:val="en-US"/>
-        </w:rPr>
-        <w:t>S. (1999)</w:t>
-      </w:r>
-      <w:r>
-        <w:rPr>
-          <w:lang w:val="en-US"/>
-        </w:rPr>
-        <w:t>.</w:t>
-      </w:r>
-      <w:r>
-        <w:rPr>
-          <w:lang w:val="en-US"/>
-        </w:rPr>
-        <w:t xml:space="preserve"> A measure of subjective happiness scale: Preliminary reliability and construct validation. </w:t>
+        <w:t xml:space="preserve">Lyubomirsky, S., &amp; Lepper, H. S. (1999). A measure of subjective happiness scale: Preliminary reliability and construct validation. </w:t>
       </w:r>
       <w:r>
         <w:rPr>
@@ -1230,43 +1212,7 @@
         <w:rPr>
           <w:lang w:val="en-US"/>
         </w:rPr>
-        <w:t>, K.</w:t>
-      </w:r>
-      <w:r>
-        <w:rPr>
-          <w:lang w:val="en-US"/>
-        </w:rPr>
-        <w:t xml:space="preserve"> </w:t>
-      </w:r>
-      <w:r>
-        <w:rPr>
-          <w:lang w:val="en-US"/>
-        </w:rPr>
-        <w:t>V. (1970)</w:t>
-      </w:r>
-      <w:r>
-        <w:rPr>
-          <w:lang w:val="en-US"/>
-        </w:rPr>
-        <w:t>.</w:t>
-      </w:r>
-      <w:r>
-        <w:rPr>
-          <w:lang w:val="en-US"/>
-        </w:rPr>
-        <w:t xml:space="preserve"> Measures of </w:t>
-      </w:r>
-      <w:r>
-        <w:rPr>
-          <w:lang w:val="en-US"/>
-        </w:rPr>
-        <w:t>multivariate skewness and kurtosis with applications</w:t>
-      </w:r>
-      <w:r>
-        <w:rPr>
-          <w:lang w:val="en-US"/>
-        </w:rPr>
-        <w:t xml:space="preserve">. </w:t>
+        <w:t xml:space="preserve">, K. V. (1970). Measures of multivariate skewness and kurtosis with applications. </w:t>
       </w:r>
       <w:proofErr w:type="spellStart"/>
       <w:r>
@@ -1314,6 +1260,7 @@
         <w:rPr>
           <w:lang w:val="en-US"/>
         </w:rPr>
+        <w:lastRenderedPageBreak/>
         <w:t>Mardia</w:t>
       </w:r>
       <w:proofErr w:type="spellEnd"/>
@@ -1321,43 +1268,7 @@
         <w:rPr>
           <w:lang w:val="en-US"/>
         </w:rPr>
-        <w:t>, K.</w:t>
-      </w:r>
-      <w:r>
-        <w:rPr>
-          <w:lang w:val="en-US"/>
-        </w:rPr>
-        <w:t xml:space="preserve"> </w:t>
-      </w:r>
-      <w:r>
-        <w:rPr>
-          <w:lang w:val="en-US"/>
-        </w:rPr>
-        <w:t>V. (1974)</w:t>
-      </w:r>
-      <w:r>
-        <w:rPr>
-          <w:lang w:val="en-US"/>
-        </w:rPr>
-        <w:t>.</w:t>
-      </w:r>
-      <w:r>
-        <w:rPr>
-          <w:lang w:val="en-US"/>
-        </w:rPr>
-        <w:t xml:space="preserve"> Applications of </w:t>
-      </w:r>
-      <w:r>
-        <w:rPr>
-          <w:lang w:val="en-US"/>
-        </w:rPr>
-        <w:t>some measures of multivariate skewness and kurtosis in testing normality and robustness studie</w:t>
-      </w:r>
-      <w:r>
-        <w:rPr>
-          <w:lang w:val="en-US"/>
-        </w:rPr>
-        <w:t xml:space="preserve">s. </w:t>
+        <w:t xml:space="preserve">, K. V. (1974). Applications of some measures of multivariate skewness and kurtosis in testing normality and robustness studies. </w:t>
       </w:r>
       <w:r>
         <w:rPr>
@@ -1386,9 +1297,6 @@
     <w:p>
       <w:pPr>
         <w:ind w:left="709" w:hanging="709"/>
-        <w:rPr>
-          <w:lang w:val="en-US"/>
-        </w:rPr>
       </w:pPr>
       <w:proofErr w:type="spellStart"/>
       <w:r>
@@ -1402,91 +1310,7 @@
         <w:rPr>
           <w:lang w:val="en-US"/>
         </w:rPr>
-        <w:t>, K.</w:t>
-      </w:r>
-      <w:r>
-        <w:rPr>
-          <w:lang w:val="en-US"/>
-        </w:rPr>
-        <w:t xml:space="preserve"> </w:t>
-      </w:r>
-      <w:r>
-        <w:rPr>
-          <w:lang w:val="en-US"/>
-        </w:rPr>
-        <w:t>V. (1980)</w:t>
-      </w:r>
-      <w:r>
-        <w:rPr>
-          <w:lang w:val="en-US"/>
-        </w:rPr>
-        <w:t>.</w:t>
-      </w:r>
-      <w:r>
-        <w:rPr>
-          <w:lang w:val="en-US"/>
-        </w:rPr>
-        <w:t xml:space="preserve"> Tests of </w:t>
-      </w:r>
-      <w:r>
-        <w:rPr>
-          <w:lang w:val="en-US"/>
-        </w:rPr>
-        <w:t>univariate and multivariate normality</w:t>
-      </w:r>
-      <w:r>
-        <w:rPr>
-          <w:lang w:val="en-US"/>
-        </w:rPr>
-        <w:t>. In</w:t>
-      </w:r>
-      <w:r>
-        <w:rPr>
-          <w:lang w:val="en-US"/>
-        </w:rPr>
-        <w:t xml:space="preserve"> </w:t>
-      </w:r>
-      <w:r>
-        <w:rPr>
-          <w:lang w:val="en-US"/>
-        </w:rPr>
-        <w:t>P.</w:t>
-      </w:r>
-      <w:r>
-        <w:rPr>
-          <w:lang w:val="en-US"/>
-        </w:rPr>
-        <w:t xml:space="preserve"> </w:t>
-      </w:r>
-      <w:r>
-        <w:rPr>
-          <w:lang w:val="en-US"/>
-        </w:rPr>
-        <w:t>R. Krishnaiah</w:t>
-      </w:r>
-      <w:r>
-        <w:rPr>
-          <w:lang w:val="en-US"/>
-        </w:rPr>
-        <w:t xml:space="preserve"> (</w:t>
-      </w:r>
-      <w:r>
-        <w:rPr>
-          <w:lang w:val="en-US"/>
-        </w:rPr>
-        <w:t>Ed.</w:t>
-      </w:r>
-      <w:r>
-        <w:rPr>
-          <w:lang w:val="en-US"/>
-        </w:rPr>
-        <w:t>)</w:t>
-      </w:r>
-      <w:r>
-        <w:rPr>
-          <w:lang w:val="en-US"/>
-        </w:rPr>
-        <w:t xml:space="preserve">, </w:t>
+        <w:t xml:space="preserve">, K. V. (1980). Tests of univariate and multivariate normality. In P. R. Krishnaiah (Ed.), </w:t>
       </w:r>
       <w:r>
         <w:rPr>
@@ -1494,7 +1318,46 @@
           <w:iCs/>
           <w:lang w:val="en-US"/>
         </w:rPr>
-        <w:t xml:space="preserve">Handbook of </w:t>
+        <w:t>Handbook of statistics 1: analysis of variance</w:t>
+      </w:r>
+      <w:r>
+        <w:rPr>
+          <w:lang w:val="en-US"/>
+        </w:rPr>
+        <w:t xml:space="preserve"> (pp 279‑320). </w:t>
+      </w:r>
+      <w:proofErr w:type="spellStart"/>
+      <w:r>
+        <w:t>Amsterdam</w:t>
+      </w:r>
+      <w:proofErr w:type="spellEnd"/>
+      <w:r>
+        <w:t>: North-</w:t>
+      </w:r>
+      <w:proofErr w:type="spellStart"/>
+      <w:r>
+        <w:t>Holland</w:t>
+      </w:r>
+      <w:proofErr w:type="spellEnd"/>
+      <w:r>
+        <w:t>.</w:t>
+      </w:r>
+    </w:p>
+    <w:p>
+      <w:pPr>
+        <w:ind w:left="709" w:hanging="709"/>
+        <w:rPr>
+          <w:lang w:val="en-US"/>
+        </w:rPr>
+      </w:pPr>
+      <w:r>
+        <w:t xml:space="preserve">Quezada, L., Landero, R., &amp; González, M. T. (2016). </w:t>
+      </w:r>
+      <w:r>
+        <w:rPr>
+          <w:lang w:val="en-US"/>
+        </w:rPr>
+        <w:t xml:space="preserve">A validity and reliability study of the Subjective Happiness Scale in Mexico. </w:t>
       </w:r>
       <w:r>
         <w:rPr>
@@ -1502,83 +1365,13 @@
           <w:iCs/>
           <w:lang w:val="en-US"/>
         </w:rPr>
-        <w:t>s</w:t>
-      </w:r>
-      <w:r>
-        <w:rPr>
-          <w:i/>
-          <w:iCs/>
-          <w:lang w:val="en-US"/>
-        </w:rPr>
-        <w:t xml:space="preserve">tatistics 1: </w:t>
-      </w:r>
-      <w:r>
-        <w:rPr>
-          <w:i/>
-          <w:iCs/>
-          <w:lang w:val="en-US"/>
-        </w:rPr>
-        <w:t>a</w:t>
-      </w:r>
-      <w:r>
-        <w:rPr>
-          <w:i/>
-          <w:iCs/>
-          <w:lang w:val="en-US"/>
-        </w:rPr>
-        <w:t xml:space="preserve">nalysis of </w:t>
-      </w:r>
-      <w:r>
-        <w:rPr>
-          <w:i/>
-          <w:iCs/>
-          <w:lang w:val="en-US"/>
-        </w:rPr>
-        <w:t>v</w:t>
-      </w:r>
-      <w:r>
-        <w:rPr>
-          <w:i/>
-          <w:iCs/>
-          <w:lang w:val="en-US"/>
-        </w:rPr>
-        <w:t>ariance</w:t>
-      </w:r>
-      <w:r>
-        <w:rPr>
-          <w:lang w:val="en-US"/>
-        </w:rPr>
-        <w:t xml:space="preserve"> (pp </w:t>
-      </w:r>
-      <w:r>
-        <w:rPr>
-          <w:lang w:val="en-US"/>
-        </w:rPr>
-        <w:t>279‑320</w:t>
-      </w:r>
-      <w:r>
-        <w:rPr>
-          <w:lang w:val="en-US"/>
-        </w:rPr>
-        <w:t>).</w:t>
-      </w:r>
-      <w:r>
-        <w:rPr>
-          <w:lang w:val="en-US"/>
-        </w:rPr>
-        <w:t xml:space="preserve"> Amsterdam</w:t>
-      </w:r>
-      <w:r>
-        <w:rPr>
-          <w:lang w:val="en-US"/>
-        </w:rPr>
-        <w:t xml:space="preserve">: </w:t>
-      </w:r>
-      <w:r>
-        <w:rPr>
-          <w:lang w:val="en-US"/>
-        </w:rPr>
-        <w:t>North-Holland.</w:t>
+        <w:t>The Journal of Happiness &amp; Well-Being, 4</w:t>
+      </w:r>
+      <w:r>
+        <w:rPr>
+          <w:lang w:val="en-US"/>
+        </w:rPr>
+        <w:t>(1), 90‑100.</w:t>
       </w:r>
     </w:p>
     <w:p>
@@ -1592,107 +1385,7 @@
         <w:rPr>
           <w:lang w:val="en-US"/>
         </w:rPr>
-        <w:t>Quezada, L., Landero, R.</w:t>
-      </w:r>
-      <w:r>
-        <w:rPr>
-          <w:lang w:val="en-US"/>
-        </w:rPr>
-        <w:t>,</w:t>
-      </w:r>
-      <w:r>
-        <w:rPr>
-          <w:lang w:val="en-US"/>
-        </w:rPr>
-        <w:t xml:space="preserve"> </w:t>
-      </w:r>
-      <w:r>
-        <w:rPr>
-          <w:lang w:val="en-US"/>
-        </w:rPr>
-        <w:t>&amp;</w:t>
-      </w:r>
-      <w:r>
-        <w:rPr>
-          <w:lang w:val="en-US"/>
-        </w:rPr>
-        <w:t xml:space="preserve"> González, M.</w:t>
-      </w:r>
-      <w:r>
-        <w:rPr>
-          <w:lang w:val="en-US"/>
-        </w:rPr>
-        <w:t xml:space="preserve"> </w:t>
-      </w:r>
-      <w:r>
-        <w:rPr>
-          <w:lang w:val="en-US"/>
-        </w:rPr>
-        <w:t>T. (2016)</w:t>
-      </w:r>
-      <w:r>
-        <w:rPr>
-          <w:lang w:val="en-US"/>
-        </w:rPr>
-        <w:t>.</w:t>
-      </w:r>
-      <w:r>
-        <w:rPr>
-          <w:lang w:val="en-US"/>
-        </w:rPr>
-        <w:t xml:space="preserve"> A </w:t>
-      </w:r>
-      <w:r>
-        <w:rPr>
-          <w:lang w:val="en-US"/>
-        </w:rPr>
-        <w:t>validity and reliability study</w:t>
-      </w:r>
-      <w:r>
-        <w:rPr>
-          <w:lang w:val="en-US"/>
-        </w:rPr>
-        <w:t xml:space="preserve"> of the Subjective Happiness Scale in Mexico. </w:t>
-      </w:r>
-      <w:r>
-        <w:rPr>
-          <w:i/>
-          <w:iCs/>
-          <w:lang w:val="en-US"/>
-        </w:rPr>
-        <w:t>The Journal of Happiness &amp; Well-Being, 4</w:t>
-      </w:r>
-      <w:r>
-        <w:rPr>
-          <w:lang w:val="en-US"/>
-        </w:rPr>
-        <w:t>(1), 90‑100.</w:t>
-      </w:r>
-    </w:p>
-    <w:p>
-      <w:pPr>
-        <w:ind w:left="709" w:hanging="709"/>
-        <w:rPr>
-          <w:lang w:val="en-US"/>
-        </w:rPr>
-      </w:pPr>
-      <w:r>
-        <w:rPr>
-          <w:lang w:val="en-US"/>
-        </w:rPr>
-        <w:t>R Core Team</w:t>
-      </w:r>
-      <w:r>
-        <w:rPr>
-          <w:lang w:val="en-US"/>
-        </w:rPr>
-        <w:t>.</w:t>
-      </w:r>
-      <w:r>
-        <w:rPr>
-          <w:lang w:val="en-US"/>
-        </w:rPr>
-        <w:t xml:space="preserve"> (2025)</w:t>
+        <w:t>R Core Team. (2025)</w:t>
       </w:r>
       <w:r>
         <w:rPr>
@@ -1741,38 +1434,16 @@
         <w:rPr>
           <w:lang w:val="en-US"/>
         </w:rPr>
-        <w:t>Royston, J.</w:t>
-      </w:r>
-      <w:r>
-        <w:rPr>
-          <w:lang w:val="en-US"/>
-        </w:rPr>
-        <w:t xml:space="preserve"> </w:t>
-      </w:r>
-      <w:r>
-        <w:rPr>
-          <w:lang w:val="en-US"/>
-        </w:rPr>
-        <w:t>P. (1983)</w:t>
-      </w:r>
-      <w:r>
-        <w:rPr>
-          <w:lang w:val="en-US"/>
-        </w:rPr>
-        <w:t>.</w:t>
-      </w:r>
-      <w:r>
-        <w:rPr>
-          <w:lang w:val="en-US"/>
-        </w:rPr>
-        <w:t xml:space="preserve"> Some </w:t>
-      </w:r>
-      <w:r>
-        <w:rPr>
-          <w:lang w:val="en-US"/>
-        </w:rPr>
-        <w:t>techniques for assessing multivariate normality based</w:t>
-      </w:r>
+        <w:t xml:space="preserve">Royston, J. P. (1983). Some techniques for assessing multivariate normality </w:t>
+      </w:r>
+      <w:proofErr w:type="gramStart"/>
+      <w:r>
+        <w:rPr>
+          <w:lang w:val="en-US"/>
+        </w:rPr>
+        <w:t>based</w:t>
+      </w:r>
+      <w:proofErr w:type="gramEnd"/>
       <w:r>
         <w:rPr>
           <w:lang w:val="en-US"/>
